--- a/Раунд_2_Глубина.docx
+++ b/Раунд_2_Глубина.docx
@@ -3089,7 +3089,7 @@
           <w:color w:val="0D2F56"/>
           <w:sz w:val="26"/>
         </w:rPr>
-        <w:t>В каких единицах измеряется грузооборот — главный показатель работы грузового транспорта?</w:t>
+        <w:t>Что такое «состав с двойным контуром торможения» и где он применяется?</w:t>
       </w:r>
     </w:p>
     <w:p>
@@ -3101,7 +3101,7 @@
           <w:color w:val="E8ECF2"/>
           <w:sz w:val="22"/>
         </w:rPr>
-        <w:t>А) Тонны-часы</w:t>
+        <w:t>А) Поезд с двумя локомотивами</w:t>
       </w:r>
     </w:p>
     <w:p>
@@ -3113,7 +3113,7 @@
           <w:color w:val="E8ECF2"/>
           <w:sz w:val="22"/>
         </w:rPr>
-        <w:t>Б) Тонно-километры</w:t>
+        <w:t>Б) Поезд с раздельным управлением тормозами</w:t>
       </w:r>
     </w:p>
     <w:p>
@@ -3125,7 +3125,7 @@
           <w:color w:val="E8ECF2"/>
           <w:sz w:val="22"/>
         </w:rPr>
-        <w:t>В) Вагоно-кيلометры</w:t>
+        <w:t>В) Поезд для перевозки опасных грузов</w:t>
       </w:r>
     </w:p>
     <w:p>
@@ -3137,7 +3137,7 @@
           <w:color w:val="E8ECF2"/>
           <w:sz w:val="22"/>
         </w:rPr>
-        <w:t>Г) Киловатт-часы</w:t>
+        <w:t>Г) Поезд с резервной тормозной системой</w:t>
       </w:r>
     </w:p>
     <w:p>
@@ -3155,7 +3155,7 @@
           <w:color w:val="3ECF7A"/>
           <w:sz w:val="22"/>
         </w:rPr>
-        <w:t>Б) Тонно-километры</w:t>
+        <w:t>Б) Поезд с раздельным управлением тормозами</w:t>
       </w:r>
     </w:p>
     <w:p>
@@ -3177,7 +3177,7 @@
           <w:color w:val="6B7A90"/>
           <w:sz w:val="20"/>
         </w:rPr>
-        <w:t>Грузооборот измеряется в тонно-километрах (ткм) — это произведение массы груза в тоннах на расстояние перевозки в километрах. Грузооборот является главным показателем работы грузового транспорта, поскольку учитывает не только объём перевозок, но и дальность, что даёт полное представление о масштабе проделанной работы.</w:t>
+        <w:t>Состав с двойным контуром торможения — это технология, при которой каждый вагон или группа вагонов имеет собственную независимую систему торможения. Это позволяет более точно управлять тормозным усилием по всему составу.</w:t>
       </w:r>
     </w:p>
     <w:p>
@@ -3189,7 +3189,7 @@
           <w:color w:val="6B7A90"/>
           <w:sz w:val="20"/>
         </w:rPr>
-        <w:t>Расчёт прост: если поезд везёт 2 000 тонн угля на расстояние 3 000 км, грузооборот этого рейса составит 6 000 000 тонно-километров (6 млн ткм). При грузообороте РЖД в 3 075,3 млрд ткм за 2025 год это означает колоссальный объём работы, сопоставимый с перевозкой десятков миллиардов тонн на средние расстояния.</w:t>
+        <w:t>Двойной контур означает наличие двух независимых тормозных магистралей: основной и вспомогательной. При торможении каждая магистраль управляет своим контуром тормозных цилиндров.</w:t>
       </w:r>
     </w:p>
     <w:p>
@@ -3201,19 +3201,7 @@
           <w:color w:val="6B7A90"/>
           <w:sz w:val="20"/>
         </w:rPr>
-        <w:t>Грузооборот — основной показатель для определения потребности в инфраструктуре: количестве локомотивов, вагонов, грузовых путей, пропускной способности станций. По грузообороту РЖД занимает второе место в мире после китайских железных дорог, что подтверждает стратегическую важность российской железнодорожной сети.</w:t>
-      </w:r>
-    </w:p>
-    <w:p>
-      <w:pPr>
-        <w:ind w:left="283"/>
-      </w:pPr>
-      <w:r>
-        <w:rPr>
-          <w:color w:val="6B7A90"/>
-          <w:sz w:val="20"/>
-        </w:rPr>
-        <w:t>Для студентов понимание единицы «тонно-километр» является ключевым для осмысления экономики транспорта. Именно грузооборот связывает три важнейших параметра: вес груза, расстояние и стоимость перевозки, формируя основу для тарифообразования и финансового планирования компании.</w:t>
+        <w:t>Применяется на тяжеловесных составах массой до 7,1 тыс. тонн на Восточном полигоне. Технология обеспечивает равномерное торможение и предотвращает опасные растягивающие усилия в поезде.</w:t>
       </w:r>
     </w:p>
     <w:p/>

--- a/Раунд_2_Глубина.docx
+++ b/Раунд_2_Глубина.docx
@@ -77,7 +77,7 @@
           <w:color w:val="0D2F56"/>
           <w:sz w:val="26"/>
         </w:rPr>
-        <w:t>Какой тип вагона используется для перевозки сыпучих грузов — зерна, цемента, минеральных удобрений?</w:t>
+        <w:t>Как в профессиональном жаргоне железнодорожников называется вагон, прибывший на станцию «неправильным» направлением — то есть его колёса обращены в сторону, обратную ожидаемой?</w:t>
       </w:r>
     </w:p>
     <w:p>
@@ -89,7 +89,7 @@
           <w:color w:val="E8ECF2"/>
           <w:sz w:val="22"/>
         </w:rPr>
-        <w:t>А) Полувагон</w:t>
+        <w:t>А) Ворон</w:t>
       </w:r>
     </w:p>
     <w:p>
@@ -101,7 +101,7 @@
           <w:color w:val="E8ECF2"/>
           <w:sz w:val="22"/>
         </w:rPr>
-        <w:t>Б) Цистерна</w:t>
+        <w:t>Б) Чужак</w:t>
       </w:r>
     </w:p>
     <w:p>
@@ -113,7 +113,7 @@
           <w:color w:val="E8ECF2"/>
           <w:sz w:val="22"/>
         </w:rPr>
-        <w:t>В) Хоппер</w:t>
+        <w:t>В) Левак</w:t>
       </w:r>
     </w:p>
     <w:p>
@@ -125,7 +125,7 @@
           <w:color w:val="E8ECF2"/>
           <w:sz w:val="22"/>
         </w:rPr>
-        <w:t>Г) Платформа</w:t>
+        <w:t>Г) Оборотень</w:t>
       </w:r>
     </w:p>
     <w:p>
@@ -143,7 +143,7 @@
           <w:color w:val="3ECF7A"/>
           <w:sz w:val="22"/>
         </w:rPr>
-        <w:t>В) Хоппер</w:t>
+        <w:t>Б) Чужак</w:t>
       </w:r>
     </w:p>
     <w:p>
@@ -165,7 +165,7 @@
           <w:color w:val="6B7A90"/>
           <w:sz w:val="20"/>
         </w:rPr>
-        <w:t>Хоппер — вагон-ходунок с разгружающимися днищами. Он оборудован люками в крыше для загрузки и automaticкими створками в днище для выгрузки сыпучих грузов. Хопперы используются для перевозки зерна, цемента, минеральных удобрений и других сыпучих материалов.</w:t>
+        <w:t>На сортировочных станциях ежедневно перерабатываются тысячи вагонов, и для эффективной работы необходима чёткая классификация. Термин «чужак» обозначает вагон, который прибыл на станцию в направлении, обратном ожидаемому. Если состав формируется для движения на восток, а вагон прибыл «хвостом» вперёд — он считается чужаком.</w:t>
       </w:r>
     </w:p>
     <w:p>
@@ -177,7 +177,7 @@
           <w:color w:val="6B7A90"/>
           <w:sz w:val="20"/>
         </w:rPr>
-        <w:t>Основное преимущество хоппера — возможность быстрой автоматизированной выгрузки без разгрузочных бригад. Груз высыпается через.opened створки днища силой тяжести, что значительно ускоряет turnaround вагона.</w:t>
+        <w:t>Происхождение термина связано с простой логикой: вагон «чужой» для данного направления. Вагоны-чужаки требуют дополнительной обработки — их нужно перевернуть или переставить так, чтобы они оказались в правильном положении. Это занимает время и ресурсы, поэтому при формировании составов стремятся минимизировать количество чужаков.</w:t>
       </w:r>
     </w:p>
     <w:p>
@@ -189,7 +189,19 @@
           <w:color w:val="6B7A90"/>
           <w:sz w:val="20"/>
         </w:rPr>
-        <w:t>В парке ОАО «РЖД» хопперы составляют значительную часть грузового подвижного состава. Они бывают разных модификаций: под цемент (ЦВС), под зерно (19-956), под минеральные удобрения. Объём загрузки варьируется от 60 до 120 кубических метров в зависимости от модификации.</w:t>
+        <w:t>Вагоноводы и составители поездов на сортировочных станциях постоянно следят за правильностью постановки вагонов. Если вагон по ошибке окажется в составе чужаком, это может привести к проблемам на промежуточных станциях — вагон могут отправить не в том направлении или задержать для перестановки.</w:t>
+      </w:r>
+    </w:p>
+    <w:p>
+      <w:pPr>
+        <w:ind w:left="283"/>
+      </w:pPr>
+      <w:r>
+        <w:rPr>
+          <w:color w:val="6B7A90"/>
+          <w:sz w:val="20"/>
+        </w:rPr>
+        <w:t>Профессиональный жаргон железнодорожников богат подобными терминами, которые помогают быстро и точно обмениваться информацией. Знание таких терминов — часть профессиональной культуры железнодорожника, и для молодых специалистов их понимание является первым шагом к вживанию в профессию.</w:t>
       </w:r>
     </w:p>
     <w:p/>
@@ -814,6 +826,18 @@
           <w:sz w:val="20"/>
         </w:rPr>
         <w:t>Собственный парк РЖД в 159 300 вагонов — это примерно 11% от общего числа. Такая структураOwnership отражает рыночную модель: РЖД владеет инфраструктурой и локомотивами, а перевозки грузов в вагонах осуществляют десятки частных компаний-операторов. Это создаёт конкурентную среду и стимулирует развитие рынка грузовых перевозок.</w:t>
+      </w:r>
+    </w:p>
+    <w:p>
+      <w:pPr>
+        <w:ind w:left="283"/>
+      </w:pPr>
+      <w:r>
+        <w:rPr>
+          <w:color w:val="6B7A90"/>
+          <w:sz w:val="20"/>
+        </w:rPr>
+        <w:t>## КАТЕГОРИЯ 2. ГРУЗОВЫЕ ПЕРЕВОЗКИ</w:t>
       </w:r>
     </w:p>
     <w:p/>
@@ -1021,7 +1045,7 @@
           <w:color w:val="0D2F56"/>
           <w:sz w:val="26"/>
         </w:rPr>
-        <w:t>Сколько тонн грузов было загружено на сети ОАО «РЖД» в 2025 году?</w:t>
+        <w:t>Сколько тонн грузов было погружено  в 2025 году на сети ОАО «РЖД»?</w:t>
       </w:r>
     </w:p>
     <w:p>
@@ -1109,7 +1133,7 @@
           <w:color w:val="6B7A90"/>
           <w:sz w:val="20"/>
         </w:rPr>
-        <w:t>В 2025 году на сети ОАО «РЖД» было загружено 1 115,8 миллиона тонн грузов. Этот показатель стал рекордным за всю историю компании и свидетельствует о стабильном росте грузопотоков. Для сравнения: в 2024 году загрузка составляла около 1 080 млн тонн, а в 2020 году — около 1 000 млн тонн.</w:t>
+        <w:t>В 2025 году на сети ОАО «РЖД» было погружено 1 115,8 миллиона тонн грузов. Этот показатель стал рекордным за всю историю компании и свидетельствует о стабильном росте грузопотоков. Для сравнения: в 2024 году загрузка составляла около 1 080 млн тонн, а в 2020 году — около 1 000 млн тонн.</w:t>
       </w:r>
     </w:p>
     <w:p>
@@ -1369,19 +1393,7 @@
           <w:color w:val="E8ECF2"/>
           <w:sz w:val="22"/>
         </w:rPr>
-        <w:t>В) Документ, определяющий порядок группировки вагонов по поездов</w:t>
-      </w:r>
-    </w:p>
-    <w:p>
-      <w:pPr>
-        <w:ind w:left="567"/>
-      </w:pPr>
-      <w:r>
-        <w:rPr>
-          <w:color w:val="E8ECF2"/>
-          <w:sz w:val="22"/>
-        </w:rPr>
-        <w:t>Г) График движения локомотивов по депо</w:t>
+        <w:t>В) Документ, определяющий порядок группировки вагонов по поездам Г) График движения локомотивов по депо</w:t>
       </w:r>
     </w:p>
     <w:p>
@@ -1399,7 +1411,7 @@
           <w:color w:val="3ECF7A"/>
           <w:sz w:val="22"/>
         </w:rPr>
-        <w:t>В) Документ, определяющий порядок группировки вагонов по поездов</w:t>
+        <w:t>В) Документ, определяющий порядок группировки вагонов по поездам</w:t>
       </w:r>
     </w:p>
     <w:p>
@@ -1614,6 +1626,18 @@
           <w:sz w:val="20"/>
         </w:rPr>
         <w:t>Грузооборот в 3 075,3 млрд ткм — это как если бы 1 тонна груза была перевезена на расстояние более 3 трлн километров. Или — более 3 млрд тонн были перевезены на расстояние 1 километр. Такие цифры подтверждают.position РЖД как одной из крупнейших железнодорожных систем мира и ключевого логистического партнёра российской экономики.</w:t>
+      </w:r>
+    </w:p>
+    <w:p>
+      <w:pPr>
+        <w:ind w:left="283"/>
+      </w:pPr>
+      <w:r>
+        <w:rPr>
+          <w:color w:val="6B7A90"/>
+          <w:sz w:val="20"/>
+        </w:rPr>
+        <w:t>## КАТЕГОРИЯ 3. ПАССАЖИРСКИЕ ПЕРЕВОЗКИ</w:t>
       </w:r>
     </w:p>
     <w:p/>
@@ -2416,6 +2440,18 @@
         <w:t>650 000 пассажиров ежедневно — это больше, чем население целого российского города среднего размера. МЦК стал важнейшим элементом транспортной системы Москвы, разгружая метро и обеспечивая быстрое перемещение между районами города. Развитие сети МЦД и МЦК — один из приоритетов РЖД в области пассажирских перевозок.</w:t>
       </w:r>
     </w:p>
+    <w:p>
+      <w:pPr>
+        <w:ind w:left="283"/>
+      </w:pPr>
+      <w:r>
+        <w:rPr>
+          <w:color w:val="6B7A90"/>
+          <w:sz w:val="20"/>
+        </w:rPr>
+        <w:t>## КАТЕГОРИЯ 4. РАЗНОЕ</w:t>
+      </w:r>
+    </w:p>
     <w:p/>
     <w:p/>
     <w:p>
@@ -3089,7 +3125,7 @@
           <w:color w:val="0D2F56"/>
           <w:sz w:val="26"/>
         </w:rPr>
-        <w:t>Что такое «состав с двойным контуром торможения» и где он применяется?</w:t>
+        <w:t>В каких единицах измеряется грузооборот — главный показатель работы грузового транспорта?</w:t>
       </w:r>
     </w:p>
     <w:p>
@@ -3101,7 +3137,7 @@
           <w:color w:val="E8ECF2"/>
           <w:sz w:val="22"/>
         </w:rPr>
-        <w:t>А) Поезд с двумя локомотивами</w:t>
+        <w:t>А) Тонны-часы</w:t>
       </w:r>
     </w:p>
     <w:p>
@@ -3113,7 +3149,7 @@
           <w:color w:val="E8ECF2"/>
           <w:sz w:val="22"/>
         </w:rPr>
-        <w:t>Б) Поезд с раздельным управлением тормозами</w:t>
+        <w:t>Б) Тонно-километры</w:t>
       </w:r>
     </w:p>
     <w:p>
@@ -3125,7 +3161,7 @@
           <w:color w:val="E8ECF2"/>
           <w:sz w:val="22"/>
         </w:rPr>
-        <w:t>В) Поезд для перевозки опасных грузов</w:t>
+        <w:t>В) Вагоно-километры</w:t>
       </w:r>
     </w:p>
     <w:p>
@@ -3137,7 +3173,7 @@
           <w:color w:val="E8ECF2"/>
           <w:sz w:val="22"/>
         </w:rPr>
-        <w:t>Г) Поезд с резервной тормозной системой</w:t>
+        <w:t>Г) Киловатт-часы</w:t>
       </w:r>
     </w:p>
     <w:p>
@@ -3155,7 +3191,7 @@
           <w:color w:val="3ECF7A"/>
           <w:sz w:val="22"/>
         </w:rPr>
-        <w:t>Б) Поезд с раздельным управлением тормозами</w:t>
+        <w:t>Б) Тонно-километры</w:t>
       </w:r>
     </w:p>
     <w:p>
@@ -3177,7 +3213,7 @@
           <w:color w:val="6B7A90"/>
           <w:sz w:val="20"/>
         </w:rPr>
-        <w:t>Состав с двойным контуром торможения — это технология, при которой каждый вагон или группа вагонов имеет собственную независимую систему торможения. Это позволяет более точно управлять тормозным усилием по всему составу.</w:t>
+        <w:t>Грузооборот измеряется в тонно-километрах (ткм) — это произведение массы груза в тоннах на расстояние перевозки в километрах. Грузооборот является главным показателем работы грузового транспорта, поскольку учитывает не только объём перевозок, но и дальность, что даёт полное представление о масштабе проделанной работы.</w:t>
       </w:r>
     </w:p>
     <w:p>
@@ -3189,7 +3225,7 @@
           <w:color w:val="6B7A90"/>
           <w:sz w:val="20"/>
         </w:rPr>
-        <w:t>Двойной контур означает наличие двух независимых тормозных магистралей: основной и вспомогательной. При торможении каждая магистраль управляет своим контуром тормозных цилиндров.</w:t>
+        <w:t>Расчёт прост: если поезд везёт 2 000 тонн угля на расстояние 3 000 км, грузооборот этого рейса составит 6 000 000 тонно-километров (6 млн ткм). При грузообороте РЖД в 3 075,3 млрд ткм за 2025 год это означает колоссальный объём работы, сопоставимый с перевозкой десятков миллиардов тонн на средние расстояния.</w:t>
       </w:r>
     </w:p>
     <w:p>
@@ -3201,7 +3237,295 @@
           <w:color w:val="6B7A90"/>
           <w:sz w:val="20"/>
         </w:rPr>
-        <w:t>Применяется на тяжеловесных составах массой до 7,1 тыс. тонн на Восточном полигоне. Технология обеспечивает равномерное торможение и предотвращает опасные растягивающие усилия в поезде.</w:t>
+        <w:t>Грузооборот — основной показатель для определения потребности в инфраструктуре: количестве локомотивов, вагонов, грузовых путей, пропускной способности станций. По грузообороту РЖД занимает второе место в мире после китайских железных дорог, что подтверждает стратегическую важность российской железнодорожной сети.</w:t>
+      </w:r>
+    </w:p>
+    <w:p>
+      <w:pPr>
+        <w:ind w:left="283"/>
+      </w:pPr>
+      <w:r>
+        <w:rPr>
+          <w:color w:val="6B7A90"/>
+          <w:sz w:val="20"/>
+        </w:rPr>
+        <w:t>Для студентов понимание единицы «тонно-километр» является ключевым для осмысления экономики транспорта. Именно грузооборот связывает три важнейших параметра: вес груза, расстояние и стоимость перевозки, формируя основу для тарифообразования и финансового планирования компании.</w:t>
+      </w:r>
+    </w:p>
+    <w:p>
+      <w:pPr>
+        <w:ind w:left="283"/>
+      </w:pPr>
+      <w:r>
+        <w:rPr>
+          <w:color w:val="6B7A90"/>
+          <w:sz w:val="20"/>
+        </w:rPr>
+        <w:t>## СВОДНАЯ ТАБЛИЦА ВОПРОСОВ РАУНДА 2</w:t>
+      </w:r>
+    </w:p>
+    <w:p>
+      <w:pPr>
+        <w:ind w:left="283"/>
+      </w:pPr>
+      <w:r>
+        <w:rPr>
+          <w:color w:val="6B7A90"/>
+          <w:sz w:val="20"/>
+        </w:rPr>
+        <w:t>| №   | Категория              | Вопрос (кратко)                               | Баллы | Ответ                                                   |</w:t>
+      </w:r>
+    </w:p>
+    <w:p>
+      <w:pPr>
+        <w:ind w:left="283"/>
+      </w:pPr>
+      <w:r>
+        <w:rPr>
+          <w:color w:val="6B7A90"/>
+          <w:sz w:val="20"/>
+        </w:rPr>
+        <w:t>| --- | ---------------------- | --------------------------------------------- | ----- | ------------------------------------------------------- |</w:t>
+      </w:r>
+    </w:p>
+    <w:p>
+      <w:pPr>
+        <w:ind w:left="283"/>
+      </w:pPr>
+      <w:r>
+        <w:rPr>
+          <w:color w:val="6B7A90"/>
+          <w:sz w:val="20"/>
+        </w:rPr>
+        <w:t>| 1.1 | Вагоны                 | Вагон в «неправильном» направлении (жаргон)   | 10    | Чужак                                                   |</w:t>
+      </w:r>
+    </w:p>
+    <w:p>
+      <w:pPr>
+        <w:ind w:left="283"/>
+      </w:pPr>
+      <w:r>
+        <w:rPr>
+          <w:color w:val="6B7A90"/>
+          <w:sz w:val="20"/>
+        </w:rPr>
+        <w:t>| 1.2 | Вагоны                 | Тип вагона для навалочных грузов (наклон 45°) | 10    | Думпкар                                                 |</w:t>
+      </w:r>
+    </w:p>
+    <w:p>
+      <w:pPr>
+        <w:ind w:left="283"/>
+      </w:pPr>
+      <w:r>
+        <w:rPr>
+          <w:color w:val="6B7A90"/>
+          <w:sz w:val="20"/>
+        </w:rPr>
+        <w:t>| 1.3 | Вагоны                 | Какая профессия ближе к осмотрщику вагонов?   | 20    | Музыкант                                                |</w:t>
+      </w:r>
+    </w:p>
+    <w:p>
+      <w:pPr>
+        <w:ind w:left="283"/>
+      </w:pPr>
+      <w:r>
+        <w:rPr>
+          <w:color w:val="6B7A90"/>
+          <w:sz w:val="20"/>
+        </w:rPr>
+        <w:t>| 1.4 | Вагоны                 | Рекорд длины грузового поезда СССР            | 20    | 440 вагонов                                             |</w:t>
+      </w:r>
+    </w:p>
+    <w:p>
+      <w:pPr>
+        <w:ind w:left="283"/>
+      </w:pPr>
+      <w:r>
+        <w:rPr>
+          <w:color w:val="6B7A90"/>
+          <w:sz w:val="20"/>
+        </w:rPr>
+        <w:t>| 1.5 | Вагоны                 | Общий парк грузовых вагонов России            | 30    | ~1,41 млн                                               |</w:t>
+      </w:r>
+    </w:p>
+    <w:p>
+      <w:pPr>
+        <w:ind w:left="283"/>
+      </w:pPr>
+      <w:r>
+        <w:rPr>
+          <w:color w:val="6B7A90"/>
+          <w:sz w:val="20"/>
+        </w:rPr>
+        <w:t>| 2.1 | Грузовые перевозки     | Единица измерения грузооборота                | 10    | Тонно-километры                                         |</w:t>
+      </w:r>
+    </w:p>
+    <w:p>
+      <w:pPr>
+        <w:ind w:left="283"/>
+      </w:pPr>
+      <w:r>
+        <w:rPr>
+          <w:color w:val="6B7A90"/>
+          <w:sz w:val="20"/>
+        </w:rPr>
+        <w:t>| 2.2 | Грузовые перевозки     | Объём загрузки в 2025 году                    | 10    | 1 115,8 млн т                                           |</w:t>
+      </w:r>
+    </w:p>
+    <w:p>
+      <w:pPr>
+        <w:ind w:left="283"/>
+      </w:pPr>
+      <w:r>
+        <w:rPr>
+          <w:color w:val="6B7A90"/>
+          <w:sz w:val="20"/>
+        </w:rPr>
+        <w:t>| 2.3 | Грузовые перевозки     | Порожний пробег и результат 2025 года         | 20    | Исключено 193 000 вагонов                               |</w:t>
+      </w:r>
+    </w:p>
+    <w:p>
+      <w:pPr>
+        <w:ind w:left="283"/>
+      </w:pPr>
+      <w:r>
+        <w:rPr>
+          <w:color w:val="6B7A90"/>
+          <w:sz w:val="20"/>
+        </w:rPr>
+        <w:t>| 2.4 | Грузовые перевозки     | План формирования поездов                     | 20    | Группировка вагонов по станциям назначения destinations |</w:t>
+      </w:r>
+    </w:p>
+    <w:p>
+      <w:pPr>
+        <w:ind w:left="283"/>
+      </w:pPr>
+      <w:r>
+        <w:rPr>
+          <w:color w:val="6B7A90"/>
+          <w:sz w:val="20"/>
+        </w:rPr>
+        <w:t>| 2.5 | Грузовые перевозки     | Грузооборот в 2025 году                       | 30    | 3 075,3 млрд ткм                                        |</w:t>
+      </w:r>
+    </w:p>
+    <w:p>
+      <w:pPr>
+        <w:ind w:left="283"/>
+      </w:pPr>
+      <w:r>
+        <w:rPr>
+          <w:color w:val="6B7A90"/>
+          <w:sz w:val="20"/>
+        </w:rPr>
+        <w:t>| 3.1 | Пассажирские перевозки | Объём перевозок пассажиров в 2025 году        | 10    | 1 311,1 млн                                             |</w:t>
+      </w:r>
+    </w:p>
+    <w:p>
+      <w:pPr>
+        <w:ind w:left="283"/>
+      </w:pPr>
+      <w:r>
+        <w:rPr>
+          <w:color w:val="6B7A90"/>
+          <w:sz w:val="20"/>
+        </w:rPr>
+        <w:t>| 3.2 | Пассажирские перевозки | Электропоезд на МЦД                           | 10    | Иволга                                                  |</w:t>
+      </w:r>
+    </w:p>
+    <w:p>
+      <w:pPr>
+        <w:ind w:left="283"/>
+      </w:pPr>
+      <w:r>
+        <w:rPr>
+          <w:color w:val="6B7A90"/>
+          <w:sz w:val="20"/>
+        </w:rPr>
+        <w:t>| 3.3 | Пассажирские перевозки | Самое популярное туристическое направление    | 20    | Карелия                                                 |</w:t>
+      </w:r>
+    </w:p>
+    <w:p>
+      <w:pPr>
+        <w:ind w:left="283"/>
+      </w:pPr>
+      <w:r>
+        <w:rPr>
+          <w:color w:val="6B7A90"/>
+          <w:sz w:val="20"/>
+        </w:rPr>
+        <w:t>| 3.4 | Пассажирские перевозки | Первый пригородный электропоезд в России      | 20    | 1929 год                                                |</w:t>
+      </w:r>
+    </w:p>
+    <w:p>
+      <w:pPr>
+        <w:ind w:left="283"/>
+      </w:pPr>
+      <w:r>
+        <w:rPr>
+          <w:color w:val="6B7A90"/>
+          <w:sz w:val="20"/>
+        </w:rPr>
+        <w:t>| 3.5 | Пассажирские перевозки | Количество пар поездов на МЦК                 | 30    | 242 пары                                                |</w:t>
+      </w:r>
+    </w:p>
+    <w:p>
+      <w:pPr>
+        <w:ind w:left="283"/>
+      </w:pPr>
+      <w:r>
+        <w:rPr>
+          <w:color w:val="6B7A90"/>
+          <w:sz w:val="20"/>
+        </w:rPr>
+        <w:t>| 4.1 | Разное                 | Что держит кондуктор при отправлении поезда?  | 10    | Жёлтый флаг                                             |</w:t>
+      </w:r>
+    </w:p>
+    <w:p>
+      <w:pPr>
+        <w:ind w:left="283"/>
+      </w:pPr>
+      <w:r>
+        <w:rPr>
+          <w:color w:val="6B7A90"/>
+          <w:sz w:val="20"/>
+        </w:rPr>
+        <w:t>| 4.2 | Разное                 | Что такое «нитка» на ж/д?                     | 10    | Поезд на графике                                        |</w:t>
+      </w:r>
+    </w:p>
+    <w:p>
+      <w:pPr>
+        <w:ind w:left="283"/>
+      </w:pPr>
+      <w:r>
+        <w:rPr>
+          <w:color w:val="6B7A90"/>
+          <w:sz w:val="20"/>
+        </w:rPr>
+        <w:t>| 4.3 | Разное                 | «Хороший бегун» на горке                      | 20    | Тяжёлый загруженный вагон                               |</w:t>
+      </w:r>
+    </w:p>
+    <w:p>
+      <w:pPr>
+        <w:ind w:left="283"/>
+      </w:pPr>
+      <w:r>
+        <w:rPr>
+          <w:color w:val="6B7A90"/>
+          <w:sz w:val="20"/>
+        </w:rPr>
+        <w:t>| 4.4 | Разное                 | «Горб» сортировочной станции                  | 20    | Верхняя точка горки                                     |</w:t>
+      </w:r>
+    </w:p>
+    <w:p>
+      <w:pPr>
+        <w:ind w:left="283"/>
+      </w:pPr>
+      <w:r>
+        <w:rPr>
+          <w:color w:val="6B7A90"/>
+          <w:sz w:val="20"/>
+        </w:rPr>
+        <w:t>| 4.5 | Разное                 | Единица измерения грузооборота                | 30    | Тонно-километры                                         |</w:t>
       </w:r>
     </w:p>
     <w:p/>

--- a/Раунд_2_Глубина.docx
+++ b/Раунд_2_Глубина.docx
@@ -12,7 +12,7 @@
           <w:color w:val="D4A843"/>
           <w:sz w:val="36"/>
         </w:rPr>
-        <w:t>ВИКТОРИНА «БИТВА УМОВ»</w:t>
+        <w:t>ВИКТОРИНА БИТВА УМОВ</w:t>
       </w:r>
     </w:p>
     <w:p>
@@ -25,7 +25,7 @@
           <w:color w:val="D4A843"/>
           <w:sz w:val="28"/>
         </w:rPr>
-        <w:t>Раунд 2 — Глубина</w:t>
+        <w:t>Раунд 2 Глубина</w:t>
       </w:r>
     </w:p>
     <w:p/>
@@ -37,7 +37,7 @@
           <w:color w:val="D4A843"/>
           <w:sz w:val="28"/>
         </w:rPr>
-        <w:t>Вагоны</w:t>
+        <w:t>Инфраструктура</w:t>
       </w:r>
     </w:p>
     <w:p>
@@ -849,7 +849,7 @@
           <w:color w:val="D4A843"/>
           <w:sz w:val="28"/>
         </w:rPr>
-        <w:t>Грузовые перевозки</w:t>
+        <w:t>Подвижной состав</w:t>
       </w:r>
     </w:p>
     <w:p>
@@ -1649,7 +1649,7 @@
           <w:color w:val="D4A843"/>
           <w:sz w:val="28"/>
         </w:rPr>
-        <w:t>Пассажирские перевозки</w:t>
+        <w:t>Организация перевозок</w:t>
       </w:r>
     </w:p>
     <w:p>
